--- a/documents/Doku_Fab.docx
+++ b/documents/Doku_Fab.docx
@@ -55,21 +55,7 @@
         <w:rPr>
           <w:lang w:val="de-DE"/>
         </w:rPr>
-        <w:t xml:space="preserve">Vergleich Online </w:t>
-      </w:r>
-      <w:proofErr w:type="spellStart"/>
-      <w:r>
-        <w:rPr>
-          <w:lang w:val="de-DE"/>
-        </w:rPr>
-        <w:t>KiCad</w:t>
-      </w:r>
-      <w:proofErr w:type="spellEnd"/>
-      <w:r>
-        <w:rPr>
-          <w:lang w:val="de-DE"/>
-        </w:rPr>
-        <w:t xml:space="preserve"> Symbol des T</w:t>
+        <w:t>Vergleich Online KiCad Symbol des T</w:t>
       </w:r>
       <w:r>
         <w:rPr>
@@ -240,25 +226,98 @@
           <w:lang w:val="de-DE"/>
         </w:rPr>
         <w:lastRenderedPageBreak/>
-        <w:t xml:space="preserve">Block </w:t>
+        <w:t>Block diagramm</w:t>
       </w:r>
-      <w:proofErr w:type="spellStart"/>
+    </w:p>
+    <w:p>
+      <w:pPr>
+        <w:rPr>
+          <w:lang w:val="de-DE"/>
+        </w:rPr>
+      </w:pPr>
       <w:r>
         <w:rPr>
           <w:lang w:val="de-DE"/>
         </w:rPr>
-        <w:t>diagramm</w:t>
+        <w:drawing>
+          <wp:inline distT="0" distB="0" distL="0" distR="0" wp14:anchorId="6CC24508" wp14:editId="770C8DEA">
+            <wp:extent cx="5962650" cy="1283335"/>
+            <wp:effectExtent l="0" t="0" r="0" b="0"/>
+            <wp:docPr id="1362855408" name="Grafik 1" descr="Ein Bild, das Screenshot, Rechteck enthält.&#10;&#10;KI-generierte Inhalte können fehlerhaft sein."/>
+            <wp:cNvGraphicFramePr>
+              <a:graphicFrameLocks xmlns:a="http://schemas.openxmlformats.org/drawingml/2006/main" noChangeAspect="1"/>
+            </wp:cNvGraphicFramePr>
+            <a:graphic xmlns:a="http://schemas.openxmlformats.org/drawingml/2006/main">
+              <a:graphicData uri="http://schemas.openxmlformats.org/drawingml/2006/picture">
+                <pic:pic xmlns:pic="http://schemas.openxmlformats.org/drawingml/2006/picture">
+                  <pic:nvPicPr>
+                    <pic:cNvPr id="1362855408" name="Grafik 1" descr="Ein Bild, das Screenshot, Rechteck enthält.&#10;&#10;KI-generierte Inhalte können fehlerhaft sein."/>
+                    <pic:cNvPicPr/>
+                  </pic:nvPicPr>
+                  <pic:blipFill>
+                    <a:blip r:embed="rId11"/>
+                    <a:stretch>
+                      <a:fillRect/>
+                    </a:stretch>
+                  </pic:blipFill>
+                  <pic:spPr>
+                    <a:xfrm>
+                      <a:off x="0" y="0"/>
+                      <a:ext cx="5962650" cy="1283335"/>
+                    </a:xfrm>
+                    <a:prstGeom prst="rect">
+                      <a:avLst/>
+                    </a:prstGeom>
+                  </pic:spPr>
+                </pic:pic>
+              </a:graphicData>
+            </a:graphic>
+          </wp:inline>
+        </w:drawing>
       </w:r>
-      <w:proofErr w:type="spellEnd"/>
-    </w:p>
-    <w:p>
-      <w:pPr>
+      <w:r>
         <w:rPr>
           <w:lang w:val="de-DE"/>
         </w:rPr>
-      </w:pPr>
+        <w:drawing>
+          <wp:inline distT="0" distB="0" distL="0" distR="0" wp14:anchorId="42E1B383" wp14:editId="07EBBC82">
+            <wp:extent cx="5962650" cy="1294765"/>
+            <wp:effectExtent l="0" t="0" r="0" b="635"/>
+            <wp:docPr id="470781457" name="Grafik 1" descr="Ein Bild, das Screenshot, Reihe, Raum enthält.&#10;&#10;KI-generierte Inhalte können fehlerhaft sein."/>
+            <wp:cNvGraphicFramePr>
+              <a:graphicFrameLocks xmlns:a="http://schemas.openxmlformats.org/drawingml/2006/main" noChangeAspect="1"/>
+            </wp:cNvGraphicFramePr>
+            <a:graphic xmlns:a="http://schemas.openxmlformats.org/drawingml/2006/main">
+              <a:graphicData uri="http://schemas.openxmlformats.org/drawingml/2006/picture">
+                <pic:pic xmlns:pic="http://schemas.openxmlformats.org/drawingml/2006/picture">
+                  <pic:nvPicPr>
+                    <pic:cNvPr id="470781457" name="Grafik 1" descr="Ein Bild, das Screenshot, Reihe, Raum enthält.&#10;&#10;KI-generierte Inhalte können fehlerhaft sein."/>
+                    <pic:cNvPicPr/>
+                  </pic:nvPicPr>
+                  <pic:blipFill>
+                    <a:blip r:embed="rId12"/>
+                    <a:stretch>
+                      <a:fillRect/>
+                    </a:stretch>
+                  </pic:blipFill>
+                  <pic:spPr>
+                    <a:xfrm>
+                      <a:off x="0" y="0"/>
+                      <a:ext cx="5962650" cy="1294765"/>
+                    </a:xfrm>
+                    <a:prstGeom prst="rect">
+                      <a:avLst/>
+                    </a:prstGeom>
+                  </pic:spPr>
+                </pic:pic>
+              </a:graphicData>
+            </a:graphic>
+          </wp:inline>
+        </w:drawing>
+      </w:r>
       <w:r>
         <w:rPr>
+          <w:noProof/>
           <w:lang w:val="de-DE"/>
         </w:rPr>
         <w:drawing>
@@ -293,7 +352,7 @@
                     <pic:cNvPicPr/>
                   </pic:nvPicPr>
                   <pic:blipFill>
-                    <a:blip r:embed="rId11" cstate="print">
+                    <a:blip r:embed="rId13" cstate="print">
                       <a:extLst>
                         <a:ext uri="{28A0092B-C50C-407E-A947-70E740481C1C}">
                           <a14:useLocalDpi xmlns:a14="http://schemas.microsoft.com/office/drawing/2010/main" val="0"/>
@@ -363,7 +422,7 @@
                     </pic:cNvPicPr>
                   </pic:nvPicPr>
                   <pic:blipFill>
-                    <a:blip r:embed="rId12" cstate="print">
+                    <a:blip r:embed="rId14" cstate="print">
                       <a:extLst>
                         <a:ext uri="{28A0092B-C50C-407E-A947-70E740481C1C}">
                           <a14:useLocalDpi xmlns:a14="http://schemas.microsoft.com/office/drawing/2010/main" val="0"/>
@@ -402,10 +461,10 @@
       </w:r>
     </w:p>
     <w:sectPr>
-      <w:headerReference w:type="default" r:id="rId13"/>
-      <w:footerReference w:type="even" r:id="rId14"/>
-      <w:footerReference w:type="default" r:id="rId15"/>
-      <w:footerReference w:type="first" r:id="rId16"/>
+      <w:headerReference w:type="default" r:id="rId15"/>
+      <w:footerReference w:type="even" r:id="rId16"/>
+      <w:footerReference w:type="default" r:id="rId17"/>
+      <w:footerReference w:type="first" r:id="rId18"/>
       <w:pgSz w:w="11907" w:h="16840" w:code="9"/>
       <w:pgMar w:top="1440" w:right="1077" w:bottom="1440" w:left="1440" w:header="851" w:footer="851" w:gutter="0"/>
       <w:cols w:space="708"/>
@@ -752,7 +811,7 @@
       <w:rPr>
         <w:noProof/>
       </w:rPr>
-      <w:t>2025-10-18</w:t>
+      <w:t>2025-10-24</w:t>
     </w:r>
     <w:r>
       <w:rPr>
